--- a/申请/个人陈述调查问卷.docx
+++ b/申请/个人陈述调查问卷.docx
@@ -171,7 +171,18 @@
           <w:sz w:val="18"/>
           <w:szCs w:val="18"/>
         </w:rPr>
-        <w:t xml:space="preserve">Why are you applying for this particular </w:t>
+        <w:t xml:space="preserve">Why are you applying for this </w:t>
+      </w:r>
+      <w:proofErr w:type="gramStart"/>
+      <w:r>
+        <w:rPr>
+          <w:rFonts w:ascii="微软雅黑" w:eastAsia="微软雅黑" w:hAnsi="微软雅黑"/>
+          <w:b/>
+          <w:color w:val="E36C0A" w:themeColor="accent6" w:themeShade="BF"/>
+          <w:sz w:val="18"/>
+          <w:szCs w:val="18"/>
+        </w:rPr>
+        <w:t xml:space="preserve">particular </w:t>
       </w:r>
       <w:proofErr w:type="spellStart"/>
       <w:r>
@@ -195,6 +206,7 @@
         <w:t>me</w:t>
       </w:r>
       <w:proofErr w:type="spellEnd"/>
+      <w:proofErr w:type="gramEnd"/>
       <w:r>
         <w:rPr>
           <w:rFonts w:ascii="微软雅黑" w:eastAsia="微软雅黑" w:hAnsi="微软雅黑"/>
@@ -285,7 +297,18 @@
           <w:sz w:val="18"/>
           <w:szCs w:val="18"/>
         </w:rPr>
-        <w:t xml:space="preserve"> in the </w:t>
+        <w:t xml:space="preserve"> in </w:t>
+      </w:r>
+      <w:proofErr w:type="gramStart"/>
+      <w:r>
+        <w:rPr>
+          <w:rFonts w:ascii="微软雅黑" w:eastAsia="微软雅黑" w:hAnsi="微软雅黑"/>
+          <w:b/>
+          <w:color w:val="E36C0A" w:themeColor="accent6" w:themeShade="BF"/>
+          <w:sz w:val="18"/>
+          <w:szCs w:val="18"/>
+        </w:rPr>
+        <w:t xml:space="preserve">the </w:t>
       </w:r>
       <w:r>
         <w:rPr>
@@ -297,6 +320,7 @@
         </w:rPr>
         <w:t>HK</w:t>
       </w:r>
+      <w:proofErr w:type="gramEnd"/>
       <w:r>
         <w:rPr>
           <w:rFonts w:ascii="微软雅黑" w:eastAsia="微软雅黑" w:hAnsi="微软雅黑"/>
@@ -478,6 +502,7 @@
                 <w:szCs w:val="18"/>
               </w:rPr>
             </w:pPr>
+            <w:commentRangeStart w:id="0"/>
             <w:r>
               <w:rPr>
                 <w:rFonts w:ascii="微软雅黑" w:eastAsia="微软雅黑" w:hAnsi="微软雅黑"/>
@@ -518,6 +543,13 @@
               </w:rPr>
               <w:t>！</w:t>
             </w:r>
+            <w:commentRangeEnd w:id="0"/>
+            <w:r>
+              <w:rPr>
+                <w:rStyle w:val="ac"/>
+              </w:rPr>
+              <w:commentReference w:id="0"/>
+            </w:r>
             <w:r>
               <w:rPr>
                 <w:rFonts w:ascii="微软雅黑" w:eastAsia="微软雅黑" w:hAnsi="微软雅黑"/>
@@ -526,7 +558,29 @@
                 <w:sz w:val="18"/>
                 <w:szCs w:val="18"/>
               </w:rPr>
-              <w:t>开头部分的段落是否有吸引力直接决定招生官是否有兴趣继续了解你</w:t>
+              <w:t>开头部分的段落是否有吸引力直接决定招生</w:t>
+            </w:r>
+            <w:proofErr w:type="gramStart"/>
+            <w:r>
+              <w:rPr>
+                <w:rFonts w:ascii="微软雅黑" w:eastAsia="微软雅黑" w:hAnsi="微软雅黑"/>
+                <w:bCs/>
+                <w:color w:val="000000"/>
+                <w:sz w:val="18"/>
+                <w:szCs w:val="18"/>
+              </w:rPr>
+              <w:t>官是否</w:t>
+            </w:r>
+            <w:proofErr w:type="gramEnd"/>
+            <w:r>
+              <w:rPr>
+                <w:rFonts w:ascii="微软雅黑" w:eastAsia="微软雅黑" w:hAnsi="微软雅黑"/>
+                <w:bCs/>
+                <w:color w:val="000000"/>
+                <w:sz w:val="18"/>
+                <w:szCs w:val="18"/>
+              </w:rPr>
+              <w:t>有兴趣继续了解你</w:t>
             </w:r>
             <w:r>
               <w:rPr>
@@ -556,7 +610,29 @@
                 <w:sz w:val="18"/>
                 <w:szCs w:val="18"/>
               </w:rPr>
-              <w:t>简单描述您选择</w:t>
+              <w:t>简单</w:t>
+            </w:r>
+            <w:proofErr w:type="gramStart"/>
+            <w:r>
+              <w:rPr>
+                <w:rFonts w:ascii="微软雅黑" w:eastAsia="微软雅黑" w:hAnsi="微软雅黑"/>
+                <w:bCs/>
+                <w:color w:val="E36C0A" w:themeColor="accent6" w:themeShade="BF"/>
+                <w:sz w:val="18"/>
+                <w:szCs w:val="18"/>
+              </w:rPr>
+              <w:t>描述您</w:t>
+            </w:r>
+            <w:proofErr w:type="gramEnd"/>
+            <w:r>
+              <w:rPr>
+                <w:rFonts w:ascii="微软雅黑" w:eastAsia="微软雅黑" w:hAnsi="微软雅黑"/>
+                <w:bCs/>
+                <w:color w:val="E36C0A" w:themeColor="accent6" w:themeShade="BF"/>
+                <w:sz w:val="18"/>
+                <w:szCs w:val="18"/>
+              </w:rPr>
+              <w:t>选择</w:t>
             </w:r>
             <w:r>
               <w:rPr>
@@ -870,6 +946,7 @@
                 <w:szCs w:val="18"/>
               </w:rPr>
             </w:pPr>
+            <w:commentRangeStart w:id="1"/>
             <w:r>
               <w:rPr>
                 <w:rFonts w:ascii="微软雅黑" w:eastAsia="微软雅黑" w:hAnsi="微软雅黑" w:hint="eastAsia"/>
@@ -879,15 +956,33 @@
               </w:rPr>
               <w:t>学术能力体现</w:t>
             </w:r>
-            <w:r>
-              <w:rPr>
-                <w:rFonts w:ascii="微软雅黑" w:eastAsia="微软雅黑" w:hAnsi="微软雅黑" w:hint="eastAsia"/>
-                <w:color w:val="000000"/>
-                <w:sz w:val="18"/>
-                <w:szCs w:val="18"/>
-              </w:rPr>
-              <w:t>---从学术方面阐述对专业的理解，并结合本专业分析您</w:t>
-            </w:r>
+            <w:commentRangeEnd w:id="1"/>
+            <w:r>
+              <w:rPr>
+                <w:rStyle w:val="ac"/>
+              </w:rPr>
+              <w:commentReference w:id="1"/>
+            </w:r>
+            <w:r>
+              <w:rPr>
+                <w:rFonts w:ascii="微软雅黑" w:eastAsia="微软雅黑" w:hAnsi="微软雅黑" w:hint="eastAsia"/>
+                <w:color w:val="000000"/>
+                <w:sz w:val="18"/>
+                <w:szCs w:val="18"/>
+              </w:rPr>
+              <w:t>---从学术方面阐述对专业的理解，并结合本专业</w:t>
+            </w:r>
+            <w:proofErr w:type="gramStart"/>
+            <w:r>
+              <w:rPr>
+                <w:rFonts w:ascii="微软雅黑" w:eastAsia="微软雅黑" w:hAnsi="微软雅黑" w:hint="eastAsia"/>
+                <w:color w:val="000000"/>
+                <w:sz w:val="18"/>
+                <w:szCs w:val="18"/>
+              </w:rPr>
+              <w:t>分析您</w:t>
+            </w:r>
+            <w:proofErr w:type="gramEnd"/>
             <w:r>
               <w:rPr>
                 <w:rFonts w:ascii="微软雅黑" w:eastAsia="微软雅黑" w:hAnsi="微软雅黑"/>
@@ -1021,7 +1116,47 @@
                 <w:sz w:val="18"/>
                 <w:szCs w:val="18"/>
               </w:rPr>
-              <w:t>/相通性，以展现自己已具备所转专业的基础知识。同时表达自己课外也十分关注所申专业的相关领域，最好能提出一些独到的见解来凸显你的潜力。</w:t>
+              <w:t>/相通性，以展现自己已具备所转专业的基础知识。同时表达自己</w:t>
+            </w:r>
+            <w:proofErr w:type="gramStart"/>
+            <w:r>
+              <w:rPr>
+                <w:rFonts w:ascii="微软雅黑" w:eastAsia="微软雅黑" w:hAnsi="微软雅黑" w:hint="eastAsia"/>
+                <w:color w:val="000000"/>
+                <w:sz w:val="18"/>
+                <w:szCs w:val="18"/>
+              </w:rPr>
+              <w:t>课外也</w:t>
+            </w:r>
+            <w:proofErr w:type="gramEnd"/>
+            <w:r>
+              <w:rPr>
+                <w:rFonts w:ascii="微软雅黑" w:eastAsia="微软雅黑" w:hAnsi="微软雅黑" w:hint="eastAsia"/>
+                <w:color w:val="000000"/>
+                <w:sz w:val="18"/>
+                <w:szCs w:val="18"/>
+              </w:rPr>
+              <w:t>十分关注所</w:t>
+            </w:r>
+            <w:proofErr w:type="gramStart"/>
+            <w:r>
+              <w:rPr>
+                <w:rFonts w:ascii="微软雅黑" w:eastAsia="微软雅黑" w:hAnsi="微软雅黑" w:hint="eastAsia"/>
+                <w:color w:val="000000"/>
+                <w:sz w:val="18"/>
+                <w:szCs w:val="18"/>
+              </w:rPr>
+              <w:t>申专业</w:t>
+            </w:r>
+            <w:proofErr w:type="gramEnd"/>
+            <w:r>
+              <w:rPr>
+                <w:rFonts w:ascii="微软雅黑" w:eastAsia="微软雅黑" w:hAnsi="微软雅黑" w:hint="eastAsia"/>
+                <w:color w:val="000000"/>
+                <w:sz w:val="18"/>
+                <w:szCs w:val="18"/>
+              </w:rPr>
+              <w:t>的相关领域，最好能提出一些独到的见解来凸显你的潜力。</w:t>
             </w:r>
             <w:r>
               <w:rPr>
@@ -1316,7 +1451,27 @@
                 <w:sz w:val="18"/>
                 <w:szCs w:val="18"/>
               </w:rPr>
-              <w:t>如果您是大四在读学生，请列出大四需要修读的课程名</w:t>
+              <w:t>如果您是大四在读学生，请列出大</w:t>
+            </w:r>
+            <w:proofErr w:type="gramStart"/>
+            <w:r>
+              <w:rPr>
+                <w:rFonts w:ascii="微软雅黑" w:eastAsia="微软雅黑" w:hAnsi="微软雅黑"/>
+                <w:color w:val="000000"/>
+                <w:sz w:val="18"/>
+                <w:szCs w:val="18"/>
+              </w:rPr>
+              <w:t>四需要</w:t>
+            </w:r>
+            <w:proofErr w:type="gramEnd"/>
+            <w:r>
+              <w:rPr>
+                <w:rFonts w:ascii="微软雅黑" w:eastAsia="微软雅黑" w:hAnsi="微软雅黑"/>
+                <w:color w:val="000000"/>
+                <w:sz w:val="18"/>
+                <w:szCs w:val="18"/>
+              </w:rPr>
+              <w:t>修读的课程名</w:t>
             </w:r>
             <w:r>
               <w:rPr>
@@ -2308,7 +2463,87 @@
                 <w:sz w:val="18"/>
                 <w:szCs w:val="18"/>
               </w:rPr>
-              <w:t>实习：为期一个月，主要负责服务器运维，包括服务器数据备份自动更新脚本编写，用于服务器自检是否将数据移动到了新机器上。一开始的思路很简单，就是检测服务器的配置文件是否与备份数据中的配置文件一致，可是后来发现备份数据中维护的文件会在移动到新机器时自动更新导致无法判断，后来又尝试了很多方法如维护配置信息文本文件等，但考虑到安全和性能等因素还是没有采用，最终通过API查询机器购买时间查看是否在最近的一段时间内来判断是否备份成功，认识到计算机系统时一个整体的概念，每个部件每个因素之间都会相互影响，很多问题不实际操作是不会发现的。堡垒机数据备份脚本编写，需要将堡垒机中的配置文件，账户信息等自动备份到新机器上，操作过程中管理员为了方便给了我较高的操作权限，使得我之后脚本中的一个小错误导致了配置文件丢失，让我意识到权限的重要性。让我印象深刻的是编写过程中每当我遇到无法理解或解决的错误向公司的前辈求助时，前辈不会直接告诉我如何解决这个错误，而是教我如何找到错误的根源。比如当我编写自动更新脚本时，由于脚本无法正确判断配置文件导致机器不断自动重启，而我也无法在代码中找到问题（因为不清楚配置文件会自动更新），实在找不出解决办法于是咨询前辈（只有在无法自己找到办法时才会向他人求助）解决办法也很简单就是在脚本执行的每一步后加一段打印一行文本到日志文件，在日志文件中查看哪些步骤执行异常，很快就能找到问题点，这时我才意识到日志文件的作用。</w:t>
+              <w:t>实习：为期一个月，主要负责服务器运维，包括服务器数据备份自动更新脚本编写，用于服务器自</w:t>
+            </w:r>
+            <w:proofErr w:type="gramStart"/>
+            <w:r>
+              <w:rPr>
+                <w:rFonts w:ascii="微软雅黑" w:eastAsia="微软雅黑" w:hAnsi="微软雅黑" w:hint="eastAsia"/>
+                <w:color w:val="000000"/>
+                <w:sz w:val="18"/>
+                <w:szCs w:val="18"/>
+              </w:rPr>
+              <w:t>检是否</w:t>
+            </w:r>
+            <w:proofErr w:type="gramEnd"/>
+            <w:r>
+              <w:rPr>
+                <w:rFonts w:ascii="微软雅黑" w:eastAsia="微软雅黑" w:hAnsi="微软雅黑" w:hint="eastAsia"/>
+                <w:color w:val="000000"/>
+                <w:sz w:val="18"/>
+                <w:szCs w:val="18"/>
+              </w:rPr>
+              <w:t>将数据移动到了新机器上。一开始的思路很简单，就是检测服务器的配置文件是否与备份数据中的配置文件一致，可是后来发现备份数据中维护的文件会在移动到新机器时自动更新导致无法判断，后来又尝试了很多方法如维护配置信息文本文件等，但考虑到安全和性能等因素还是没有采用，最终通过API查询机器购买时间查看是否在最近的一段时间内来判断是否备份成功，认识到计算机系统时一个整体的概念，每个部件每个因素之间都会相互影响，很多问题不实际操作是不会发现的。</w:t>
+            </w:r>
+            <w:proofErr w:type="gramStart"/>
+            <w:r>
+              <w:rPr>
+                <w:rFonts w:ascii="微软雅黑" w:eastAsia="微软雅黑" w:hAnsi="微软雅黑" w:hint="eastAsia"/>
+                <w:color w:val="000000"/>
+                <w:sz w:val="18"/>
+                <w:szCs w:val="18"/>
+              </w:rPr>
+              <w:t>堡垒机</w:t>
+            </w:r>
+            <w:proofErr w:type="gramEnd"/>
+            <w:r>
+              <w:rPr>
+                <w:rFonts w:ascii="微软雅黑" w:eastAsia="微软雅黑" w:hAnsi="微软雅黑" w:hint="eastAsia"/>
+                <w:color w:val="000000"/>
+                <w:sz w:val="18"/>
+                <w:szCs w:val="18"/>
+              </w:rPr>
+              <w:t>数据备份脚本编写，需要将</w:t>
+            </w:r>
+            <w:proofErr w:type="gramStart"/>
+            <w:r>
+              <w:rPr>
+                <w:rFonts w:ascii="微软雅黑" w:eastAsia="微软雅黑" w:hAnsi="微软雅黑" w:hint="eastAsia"/>
+                <w:color w:val="000000"/>
+                <w:sz w:val="18"/>
+                <w:szCs w:val="18"/>
+              </w:rPr>
+              <w:t>堡垒机</w:t>
+            </w:r>
+            <w:proofErr w:type="gramEnd"/>
+            <w:r>
+              <w:rPr>
+                <w:rFonts w:ascii="微软雅黑" w:eastAsia="微软雅黑" w:hAnsi="微软雅黑" w:hint="eastAsia"/>
+                <w:color w:val="000000"/>
+                <w:sz w:val="18"/>
+                <w:szCs w:val="18"/>
+              </w:rPr>
+              <w:t>中的配置文件，账户信息等自动备份到新机器上，操作过程中管理员为了方便给了</w:t>
+            </w:r>
+            <w:proofErr w:type="gramStart"/>
+            <w:r>
+              <w:rPr>
+                <w:rFonts w:ascii="微软雅黑" w:eastAsia="微软雅黑" w:hAnsi="微软雅黑" w:hint="eastAsia"/>
+                <w:color w:val="000000"/>
+                <w:sz w:val="18"/>
+                <w:szCs w:val="18"/>
+              </w:rPr>
+              <w:t>我较高</w:t>
+            </w:r>
+            <w:proofErr w:type="gramEnd"/>
+            <w:r>
+              <w:rPr>
+                <w:rFonts w:ascii="微软雅黑" w:eastAsia="微软雅黑" w:hAnsi="微软雅黑" w:hint="eastAsia"/>
+                <w:color w:val="000000"/>
+                <w:sz w:val="18"/>
+                <w:szCs w:val="18"/>
+              </w:rPr>
+              <w:t>的操作权限，使得我之后脚本中的一个小错误导致了配置文件丢失，让我意识到权限的重要性。让我印象深刻的是编写过程中每当我遇到无法理解或解决的错误向公司的前辈求助时，前辈不会直接告诉我如何解决这个错误，而是教我如何找到错误的根源。比如当我编写自动更新脚本时，由于脚本无法正确判断配置文件导致机器不断自动重启，而我也无法在代码中找到问题（因为不清楚配置文件会自动更新），实在找不出解决办法于是咨询前辈（只有在无法自己找到办法时才会向他人求助）解决办法也很简单就是在脚本执行的每一步后加一段打印一行文本到日志文件，在日志文件中查看哪些步骤执行异常，很快就能找到问题点，这时我才意识到日志文件的作用。</w:t>
             </w:r>
           </w:p>
           <w:p>
@@ -2404,7 +2639,47 @@
                 <w:sz w:val="18"/>
                 <w:szCs w:val="18"/>
               </w:rPr>
-              <w:t>毕业后的两年我认为薪资不是最重要的，我希望能进到一个比较年轻处于上升期的单位，可以参与各种新项目积累技术和经验。三五年时间后在累积足够多技术力之后，再通过之后参与的各种项目慢慢确定自己的定位，熟悉的业务类型并且集中在这一领域中积攒相关的业务经验技术栈等，争取在年龄不是我的竞争优势时做到业务架构师的水平。最后如果实在难以跟上行业竞争，我可能会选择回到高校传授经验，正如我本科阶段的老师。</w:t>
+              <w:t>毕业后的两年我认为薪资不是最重要的，我希望能进到一个比较年轻处于上升期的单位，可以参与各种新项目积累技术和经验。三五年时间后在累积足够多技术力之后，再通过之后参与的各种项目慢慢确定自己的定位，熟悉的业务类型并且集中在这一领域中积攒相关的业务经验技术</w:t>
+            </w:r>
+            <w:proofErr w:type="gramStart"/>
+            <w:r>
+              <w:rPr>
+                <w:rFonts w:ascii="微软雅黑" w:eastAsia="微软雅黑" w:hAnsi="微软雅黑" w:hint="eastAsia"/>
+                <w:color w:val="000000"/>
+                <w:sz w:val="18"/>
+                <w:szCs w:val="18"/>
+              </w:rPr>
+              <w:t>栈</w:t>
+            </w:r>
+            <w:proofErr w:type="gramEnd"/>
+            <w:r>
+              <w:rPr>
+                <w:rFonts w:ascii="微软雅黑" w:eastAsia="微软雅黑" w:hAnsi="微软雅黑" w:hint="eastAsia"/>
+                <w:color w:val="000000"/>
+                <w:sz w:val="18"/>
+                <w:szCs w:val="18"/>
+              </w:rPr>
+              <w:t>等，争取在年龄不是我的竞争优势时做到业务</w:t>
+            </w:r>
+            <w:proofErr w:type="gramStart"/>
+            <w:r>
+              <w:rPr>
+                <w:rFonts w:ascii="微软雅黑" w:eastAsia="微软雅黑" w:hAnsi="微软雅黑" w:hint="eastAsia"/>
+                <w:color w:val="000000"/>
+                <w:sz w:val="18"/>
+                <w:szCs w:val="18"/>
+              </w:rPr>
+              <w:t>架构师</w:t>
+            </w:r>
+            <w:proofErr w:type="gramEnd"/>
+            <w:r>
+              <w:rPr>
+                <w:rFonts w:ascii="微软雅黑" w:eastAsia="微软雅黑" w:hAnsi="微软雅黑" w:hint="eastAsia"/>
+                <w:color w:val="000000"/>
+                <w:sz w:val="18"/>
+                <w:szCs w:val="18"/>
+              </w:rPr>
+              <w:t>的水平。最后如果实在难以跟上行业竞争，我可能会选择回到高校传授经验，正如我本科阶段的老师。</w:t>
             </w:r>
           </w:p>
           <w:p>
@@ -2644,7 +2919,17 @@
                 <w:sz w:val="18"/>
                 <w:szCs w:val="18"/>
               </w:rPr>
-              <w:t>Web应用程序开发</w:t>
+              <w:t>Web应用程序</w:t>
+            </w:r>
+            <w:proofErr w:type="gramStart"/>
+            <w:r>
+              <w:rPr>
+                <w:rFonts w:ascii="微软雅黑" w:eastAsia="微软雅黑" w:hAnsi="微软雅黑" w:hint="eastAsia"/>
+                <w:color w:val="000000"/>
+                <w:sz w:val="18"/>
+                <w:szCs w:val="18"/>
+              </w:rPr>
+              <w:t>开发</w:t>
             </w:r>
             <w:r>
               <w:rPr>
@@ -2653,78 +2938,88 @@
                 <w:kern w:val="0"/>
                 <w:sz w:val="22"/>
               </w:rPr>
-              <w:t>绩点高达4.9，对互联网工程十分熟悉且感兴趣。使得我在学习</w:t>
-            </w:r>
-            <w:r>
-              <w:rPr>
-                <w:rFonts w:ascii="宋体" w:hAnsi="宋体"/>
+              <w:t>绩点高达</w:t>
+            </w:r>
+            <w:proofErr w:type="gramEnd"/>
+            <w:r>
+              <w:rPr>
+                <w:rFonts w:ascii="宋体" w:hAnsi="宋体" w:hint="eastAsia"/>
                 <w:color w:val="000000"/>
                 <w:kern w:val="0"/>
                 <w:sz w:val="22"/>
               </w:rPr>
-              <w:t>ICOM6012</w:t>
-            </w:r>
-            <w:r>
-              <w:rPr>
-                <w:rFonts w:ascii="宋体" w:hAnsi="宋体" w:hint="eastAsia"/>
+              <w:t>4.9，对互联网工程十分熟悉且感兴趣。使得我在学习</w:t>
+            </w:r>
+            <w:r>
+              <w:rPr>
+                <w:rFonts w:ascii="宋体" w:hAnsi="宋体"/>
                 <w:color w:val="000000"/>
                 <w:kern w:val="0"/>
                 <w:sz w:val="22"/>
               </w:rPr>
-              <w:t xml:space="preserve"> </w:t>
-            </w:r>
-            <w:r>
-              <w:rPr>
-                <w:rFonts w:ascii="宋体" w:hAnsi="宋体"/>
+              <w:t>ICOM6012</w:t>
+            </w:r>
+            <w:r>
+              <w:rPr>
+                <w:rFonts w:ascii="宋体" w:hAnsi="宋体" w:hint="eastAsia"/>
                 <w:color w:val="000000"/>
                 <w:kern w:val="0"/>
                 <w:sz w:val="22"/>
               </w:rPr>
-              <w:t>Internet infrastructure technologies</w:t>
-            </w:r>
-            <w:r>
-              <w:rPr>
-                <w:rFonts w:ascii="宋体" w:hAnsi="宋体" w:hint="eastAsia"/>
+              <w:t xml:space="preserve"> </w:t>
+            </w:r>
+            <w:r>
+              <w:rPr>
+                <w:rFonts w:ascii="宋体" w:hAnsi="宋体"/>
                 <w:color w:val="000000"/>
                 <w:kern w:val="0"/>
                 <w:sz w:val="22"/>
               </w:rPr>
-              <w:t>和</w:t>
-            </w:r>
-            <w:r>
-              <w:rPr>
-                <w:rFonts w:ascii="宋体" w:hAnsi="宋体"/>
+              <w:t>Internet infrastructure technologies</w:t>
+            </w:r>
+            <w:r>
+              <w:rPr>
+                <w:rFonts w:ascii="宋体" w:hAnsi="宋体" w:hint="eastAsia"/>
                 <w:color w:val="000000"/>
                 <w:kern w:val="0"/>
                 <w:sz w:val="22"/>
               </w:rPr>
-              <w:t>ICOM6034</w:t>
-            </w:r>
-            <w:r>
-              <w:rPr>
-                <w:rFonts w:ascii="宋体" w:hAnsi="宋体" w:hint="eastAsia"/>
+              <w:t>和</w:t>
+            </w:r>
+            <w:r>
+              <w:rPr>
+                <w:rFonts w:ascii="宋体" w:hAnsi="宋体"/>
                 <w:color w:val="000000"/>
                 <w:kern w:val="0"/>
                 <w:sz w:val="22"/>
               </w:rPr>
-              <w:t xml:space="preserve"> </w:t>
-            </w:r>
-            <w:r>
-              <w:rPr>
-                <w:rFonts w:ascii="宋体" w:hAnsi="宋体"/>
+              <w:t>ICOM6034</w:t>
+            </w:r>
+            <w:r>
+              <w:rPr>
+                <w:rFonts w:ascii="宋体" w:hAnsi="宋体" w:hint="eastAsia"/>
                 <w:color w:val="000000"/>
                 <w:kern w:val="0"/>
                 <w:sz w:val="22"/>
               </w:rPr>
-              <w:t>Website engineering</w:t>
-            </w:r>
-            <w:r>
-              <w:rPr>
-                <w:rFonts w:ascii="宋体" w:hAnsi="宋体" w:hint="eastAsia"/>
+              <w:t xml:space="preserve"> </w:t>
+            </w:r>
+            <w:r>
+              <w:rPr>
+                <w:rFonts w:ascii="宋体" w:hAnsi="宋体"/>
                 <w:color w:val="000000"/>
                 <w:kern w:val="0"/>
                 <w:sz w:val="22"/>
               </w:rPr>
+              <w:t>Website engineering</w:t>
+            </w:r>
+            <w:r>
+              <w:rPr>
+                <w:rFonts w:ascii="宋体" w:hAnsi="宋体" w:hint="eastAsia"/>
+                <w:color w:val="000000"/>
+                <w:kern w:val="0"/>
+                <w:sz w:val="22"/>
+              </w:rPr>
               <w:t>时能有一定优势。我的母亲从事会计工作，参与商贸事业将近30年，在她的启发下我从小就对商贸金融有一定的思考，相信这能帮助我更快地适应电子商贸行业的工作。</w:t>
             </w:r>
           </w:p>
@@ -3032,20 +3327,19 @@
                 <w:kern w:val="0"/>
                 <w:sz w:val="22"/>
               </w:rPr>
-              <w:t>虽然在本科阶段学习过初步的人工智能知识，但是并未学习如何实际应用，希望能通过这门课程理解AI+的全过程。还有为期一年的实习，非常期待将自己学到的技能应用到实践中。</w:t>
-            </w:r>
-          </w:p>
-          <w:p>
-            <w:pPr>
-              <w:widowControl/>
-              <w:rPr>
-                <w:rFonts w:ascii="宋体" w:hAnsi="宋体"/>
+              <w:t>虽然在本科阶段学习过初步的人工智能知识，但是并</w:t>
+            </w:r>
+            <w:proofErr w:type="gramStart"/>
+            <w:r>
+              <w:rPr>
+                <w:rFonts w:ascii="宋体" w:hAnsi="宋体" w:hint="eastAsia"/>
                 <w:color w:val="000000"/>
                 <w:kern w:val="0"/>
                 <w:sz w:val="22"/>
               </w:rPr>
-            </w:pPr>
-            <w:proofErr w:type="spellStart"/>
+              <w:t>未学习如何实际</w:t>
+            </w:r>
+            <w:proofErr w:type="gramEnd"/>
             <w:r>
               <w:rPr>
                 <w:rFonts w:ascii="宋体" w:hAnsi="宋体" w:hint="eastAsia"/>
@@ -3053,16 +3347,37 @@
                 <w:kern w:val="0"/>
                 <w:sz w:val="22"/>
               </w:rPr>
-              <w:t>PolyU</w:t>
-            </w:r>
-            <w:proofErr w:type="spellEnd"/>
-            <w:r>
-              <w:rPr>
-                <w:rFonts w:ascii="宋体" w:hAnsi="宋体" w:hint="eastAsia"/>
+              <w:t>应用，希望能通过这门课程理解AI+的全过程。还有为期一年的实习，非常期待将自己学到的技能应用到实践中。</w:t>
+            </w:r>
+          </w:p>
+          <w:p>
+            <w:pPr>
+              <w:widowControl/>
+              <w:rPr>
+                <w:rFonts w:ascii="宋体" w:hAnsi="宋体"/>
                 <w:color w:val="000000"/>
                 <w:kern w:val="0"/>
                 <w:sz w:val="22"/>
               </w:rPr>
+            </w:pPr>
+            <w:proofErr w:type="spellStart"/>
+            <w:r>
+              <w:rPr>
+                <w:rFonts w:ascii="宋体" w:hAnsi="宋体" w:hint="eastAsia"/>
+                <w:color w:val="000000"/>
+                <w:kern w:val="0"/>
+                <w:sz w:val="22"/>
+              </w:rPr>
+              <w:t>PolyU</w:t>
+            </w:r>
+            <w:proofErr w:type="spellEnd"/>
+            <w:r>
+              <w:rPr>
+                <w:rFonts w:ascii="宋体" w:hAnsi="宋体" w:hint="eastAsia"/>
+                <w:color w:val="000000"/>
+                <w:kern w:val="0"/>
+                <w:sz w:val="22"/>
+              </w:rPr>
               <w:t>：</w:t>
             </w:r>
           </w:p>
@@ -3630,7 +3945,27 @@
                 <w:sz w:val="18"/>
                 <w:szCs w:val="18"/>
               </w:rPr>
-              <w:t>该专业对学生的培养分流思路清晰，其中我对本专业的数据科学流十分感兴趣</w:t>
+              <w:t>该专业对学生的培养分流思路清晰，其中我对本专业的数据</w:t>
+            </w:r>
+            <w:proofErr w:type="gramStart"/>
+            <w:r>
+              <w:rPr>
+                <w:rFonts w:ascii="微软雅黑" w:eastAsia="微软雅黑" w:hAnsi="微软雅黑" w:hint="eastAsia"/>
+                <w:color w:val="000000"/>
+                <w:sz w:val="18"/>
+                <w:szCs w:val="18"/>
+              </w:rPr>
+              <w:t>科学流十分</w:t>
+            </w:r>
+            <w:proofErr w:type="gramEnd"/>
+            <w:r>
+              <w:rPr>
+                <w:rFonts w:ascii="微软雅黑" w:eastAsia="微软雅黑" w:hAnsi="微软雅黑" w:hint="eastAsia"/>
+                <w:color w:val="000000"/>
+                <w:sz w:val="18"/>
+                <w:szCs w:val="18"/>
+              </w:rPr>
+              <w:t>感兴趣</w:t>
             </w:r>
             <w:r>
               <w:rPr>
@@ -3920,8 +4255,8 @@
       </w:pPr>
     </w:p>
     <w:sectPr>
-      <w:headerReference w:type="default" r:id="rId9"/>
-      <w:footerReference w:type="default" r:id="rId10"/>
+      <w:headerReference w:type="default" r:id="rId13"/>
+      <w:footerReference w:type="default" r:id="rId14"/>
       <w:pgSz w:w="11906" w:h="16838"/>
       <w:pgMar w:top="1440" w:right="1080" w:bottom="1440" w:left="1080" w:header="851" w:footer="992" w:gutter="0"/>
       <w:cols w:space="720"/>
@@ -3929,6 +4264,91 @@
     </w:sectPr>
   </w:body>
 </w:document>
+</file>
+
+<file path=word/comments.xml><?xml version="1.0" encoding="utf-8"?>
+<w:comments xmlns:wpc="http://schemas.microsoft.com/office/word/2010/wordprocessingCanvas" xmlns:cx="http://schemas.microsoft.com/office/drawing/2014/chartex" xmlns:cx1="http://schemas.microsoft.com/office/drawing/2015/9/8/chartex" xmlns:cx2="http://schemas.microsoft.com/office/drawing/2015/10/21/chartex" xmlns:cx3="http://schemas.microsoft.com/office/drawing/2016/5/9/chartex" xmlns:cx4="http://schemas.microsoft.com/office/drawing/2016/5/10/chartex" xmlns:cx5="http://schemas.microsoft.com/office/drawing/2016/5/11/chartex" xmlns:cx6="http://schemas.microsoft.com/office/drawing/2016/5/12/chartex" xmlns:cx7="http://schemas.microsoft.com/office/drawing/2016/5/13/chartex" xmlns:cx8="http://schemas.microsoft.com/office/drawing/2016/5/14/chartex" xmlns:mc="http://schemas.openxmlformats.org/markup-compatibility/2006" xmlns:aink="http://schemas.microsoft.com/office/drawing/2016/ink" xmlns:am3d="http://schemas.microsoft.com/office/drawing/2017/model3d" xmlns:o="urn:schemas-microsoft-com:office:office" xmlns:oel="http://schemas.microsoft.com/office/2019/extlst" xmlns:r="http://schemas.openxmlformats.org/officeDocument/2006/relationships" xmlns:m="http://schemas.openxmlformats.org/officeDocument/2006/math" xmlns:v="urn:schemas-microsoft-com:vml" xmlns:wp14="http://schemas.microsoft.com/office/word/2010/wordprocessingDrawing" xmlns:wp="http://schemas.openxmlformats.org/drawingml/2006/wordprocessingDrawing" xmlns:w10="urn:schemas-microsoft-com:office:word" xmlns:w="http://schemas.openxmlformats.org/wordprocessingml/2006/main" xmlns:w14="http://schemas.microsoft.com/office/word/2010/wordml" xmlns:w15="http://schemas.microsoft.com/office/word/2012/wordml" xmlns:w16cex="http://schemas.microsoft.com/office/word/2018/wordml/cex" xmlns:w16cid="http://schemas.microsoft.com/office/word/2016/wordml/cid" xmlns:w16="http://schemas.microsoft.com/office/word/2018/wordml" xmlns:w16du="http://schemas.microsoft.com/office/word/2023/wordml/word16du" xmlns:w16sdtdh="http://schemas.microsoft.com/office/word/2020/wordml/sdtdatahash" xmlns:w16sdtfl="http://schemas.microsoft.com/office/word/2024/wordml/sdtformatlock" xmlns:w16se="http://schemas.microsoft.com/office/word/2015/wordml/symex" xmlns:wpg="http://schemas.microsoft.com/office/word/2010/wordprocessingGroup" xmlns:wpi="http://schemas.microsoft.com/office/word/2010/wordprocessingInk" xmlns:wne="http://schemas.microsoft.com/office/word/2006/wordml" xmlns:wps="http://schemas.microsoft.com/office/word/2010/wordprocessingShape" mc:Ignorable="w14 w15 w16se w16cid w16 w16cex w16sdtdh w16sdtfl w16du wp14">
+  <w:comment w:id="0" w:author="xiaoyu luo" w:date="2025-11-20T10:44:00Z" w:initials="xl">
+    <w:p>
+      <w:pPr>
+        <w:pStyle w:val="ad"/>
+      </w:pPr>
+      <w:r>
+        <w:rPr>
+          <w:rStyle w:val="ac"/>
+        </w:rPr>
+        <w:annotationRef/>
+      </w:r>
+      <w:r>
+        <w:rPr>
+          <w:rFonts w:hint="eastAsia"/>
+        </w:rPr>
+        <w:t>网站开发的经历（线上笔记协作的那段以及思摩尔</w:t>
+      </w:r>
+      <w:r>
+        <w:rPr>
+          <w:rFonts w:hint="eastAsia"/>
+        </w:rPr>
+        <w:t>CPQ</w:t>
+      </w:r>
+      <w:r>
+        <w:rPr>
+          <w:rFonts w:hint="eastAsia"/>
+        </w:rPr>
+        <w:t>后台系统开发那段）使我对企业业务实现非常感兴趣，我非常享受开发过程中一步步实现业务逻辑组件交互的过程，这不仅强化我的逻辑思考能力，同时还能让我了解开发对象的业务逻辑</w:t>
+      </w:r>
+      <w:r>
+        <w:t>/</w:t>
+      </w:r>
+      <w:r>
+        <w:rPr>
+          <w:rFonts w:hint="eastAsia"/>
+        </w:rPr>
+        <w:t>流程（比如思摩尔那一段让我了解了企业在报价，采购，平衡供需时的考量参数）。这样可以帮助我在之后的开发任务甚至日常生活中进行更加全面的判断。</w:t>
+      </w:r>
+    </w:p>
+  </w:comment>
+  <w:comment w:id="1" w:author="xiaoyu luo" w:date="2025-11-20T10:58:00Z" w:initials="xl">
+    <w:p>
+      <w:pPr>
+        <w:pStyle w:val="ad"/>
+      </w:pPr>
+      <w:r>
+        <w:rPr>
+          <w:rStyle w:val="ac"/>
+        </w:rPr>
+        <w:annotationRef/>
+      </w:r>
+      <w:r>
+        <w:rPr>
+          <w:rFonts w:hint="eastAsia"/>
+        </w:rPr>
+        <w:t>北京雁翎网卫的实习经历，让我对软件开发过程中的安全有了更深的考虑。在之前的开发经历中，我总是只关注实现业务逻辑，几乎从来没有考虑安全问题，事实上我有考虑过但是碍于时间和技术力而选择忽视了。在这一段关于网络安全的实习过后，在接触了每天都有上千上万条漏洞报告更新的社区后，我开始重新考虑软件的安全问题。比如密钥的存放，消息的传输，用户输入验证，敏感数据保护等等。特别是最后这一条，在电子商贸以及互联网工程的开发中极其关键。</w:t>
+      </w:r>
+    </w:p>
+  </w:comment>
+</w:comments>
+</file>
+
+<file path=word/commentsExtended.xml><?xml version="1.0" encoding="utf-8"?>
+<w15:commentsEx xmlns:wpc="http://schemas.microsoft.com/office/word/2010/wordprocessingCanvas" xmlns:cx="http://schemas.microsoft.com/office/drawing/2014/chartex" xmlns:cx1="http://schemas.microsoft.com/office/drawing/2015/9/8/chartex" xmlns:cx2="http://schemas.microsoft.com/office/drawing/2015/10/21/chartex" xmlns:cx3="http://schemas.microsoft.com/office/drawing/2016/5/9/chartex" xmlns:cx4="http://schemas.microsoft.com/office/drawing/2016/5/10/chartex" xmlns:cx5="http://schemas.microsoft.com/office/drawing/2016/5/11/chartex" xmlns:cx6="http://schemas.microsoft.com/office/drawing/2016/5/12/chartex" xmlns:cx7="http://schemas.microsoft.com/office/drawing/2016/5/13/chartex" xmlns:cx8="http://schemas.microsoft.com/office/drawing/2016/5/14/chartex" xmlns:mc="http://schemas.openxmlformats.org/markup-compatibility/2006" xmlns:aink="http://schemas.microsoft.com/office/drawing/2016/ink" xmlns:am3d="http://schemas.microsoft.com/office/drawing/2017/model3d" xmlns:o="urn:schemas-microsoft-com:office:office" xmlns:oel="http://schemas.microsoft.com/office/2019/extlst" xmlns:r="http://schemas.openxmlformats.org/officeDocument/2006/relationships" xmlns:m="http://schemas.openxmlformats.org/officeDocument/2006/math" xmlns:v="urn:schemas-microsoft-com:vml" xmlns:wp14="http://schemas.microsoft.com/office/word/2010/wordprocessingDrawing" xmlns:wp="http://schemas.openxmlformats.org/drawingml/2006/wordprocessingDrawing" xmlns:w10="urn:schemas-microsoft-com:office:word" xmlns:w="http://schemas.openxmlformats.org/wordprocessingml/2006/main" xmlns:w14="http://schemas.microsoft.com/office/word/2010/wordml" xmlns:w15="http://schemas.microsoft.com/office/word/2012/wordml" xmlns:w16cex="http://schemas.microsoft.com/office/word/2018/wordml/cex" xmlns:w16cid="http://schemas.microsoft.com/office/word/2016/wordml/cid" xmlns:w16="http://schemas.microsoft.com/office/word/2018/wordml" xmlns:w16du="http://schemas.microsoft.com/office/word/2023/wordml/word16du" xmlns:w16sdtdh="http://schemas.microsoft.com/office/word/2020/wordml/sdtdatahash" xmlns:w16sdtfl="http://schemas.microsoft.com/office/word/2024/wordml/sdtformatlock" xmlns:w16se="http://schemas.microsoft.com/office/word/2015/wordml/symex" xmlns:wpg="http://schemas.microsoft.com/office/word/2010/wordprocessingGroup" xmlns:wpi="http://schemas.microsoft.com/office/word/2010/wordprocessingInk" xmlns:wne="http://schemas.microsoft.com/office/word/2006/wordml" xmlns:wps="http://schemas.microsoft.com/office/word/2010/wordprocessingShape" mc:Ignorable="w14 w15 w16se w16cid w16 w16cex w16sdtdh w16sdtfl w16du wp14">
+  <w15:commentEx w15:paraId="1AB61725" w15:done="0"/>
+  <w15:commentEx w15:paraId="31280A71" w15:done="0"/>
+</w15:commentsEx>
+</file>
+
+<file path=word/commentsExtensible.xml><?xml version="1.0" encoding="utf-8"?>
+<w16cex:commentsExtensible xmlns:wpc="http://schemas.microsoft.com/office/word/2010/wordprocessingCanvas" xmlns:cx="http://schemas.microsoft.com/office/drawing/2014/chartex" xmlns:cx1="http://schemas.microsoft.com/office/drawing/2015/9/8/chartex" xmlns:cx2="http://schemas.microsoft.com/office/drawing/2015/10/21/chartex" xmlns:cx3="http://schemas.microsoft.com/office/drawing/2016/5/9/chartex" xmlns:cx4="http://schemas.microsoft.com/office/drawing/2016/5/10/chartex" xmlns:cx5="http://schemas.microsoft.com/office/drawing/2016/5/11/chartex" xmlns:cx6="http://schemas.microsoft.com/office/drawing/2016/5/12/chartex" xmlns:cx7="http://schemas.microsoft.com/office/drawing/2016/5/13/chartex" xmlns:cx8="http://schemas.microsoft.com/office/drawing/2016/5/14/chartex" xmlns:cr="http://schemas.microsoft.com/office/comments/2020/reactions" xmlns:mc="http://schemas.openxmlformats.org/markup-compatibility/2006" xmlns:aink="http://schemas.microsoft.com/office/drawing/2016/ink" xmlns:am3d="http://schemas.microsoft.com/office/drawing/2017/model3d" xmlns:o="urn:schemas-microsoft-com:office:office" xmlns:oel="http://schemas.microsoft.com/office/2019/extlst" xmlns:r="http://schemas.openxmlformats.org/officeDocument/2006/relationships" xmlns:m="http://schemas.openxmlformats.org/officeDocument/2006/math" xmlns:v="urn:schemas-microsoft-com:vml" xmlns:wp14="http://schemas.microsoft.com/office/word/2010/wordprocessingDrawing" xmlns:wp="http://schemas.openxmlformats.org/drawingml/2006/wordprocessingDrawing" xmlns:w10="urn:schemas-microsoft-com:office:word" xmlns:w="http://schemas.openxmlformats.org/wordprocessingml/2006/main" xmlns:w14="http://schemas.microsoft.com/office/word/2010/wordml" xmlns:w15="http://schemas.microsoft.com/office/word/2012/wordml" xmlns:w16cex="http://schemas.microsoft.com/office/word/2018/wordml/cex" xmlns:w16cid="http://schemas.microsoft.com/office/word/2016/wordml/cid" xmlns:w16="http://schemas.microsoft.com/office/word/2018/wordml" xmlns:w16du="http://schemas.microsoft.com/office/word/2023/wordml/word16du" xmlns:w16sdtdh="http://schemas.microsoft.com/office/word/2020/wordml/sdtdatahash" xmlns:w16sdtfl="http://schemas.microsoft.com/office/word/2024/wordml/sdtformatlock" xmlns:w16se="http://schemas.microsoft.com/office/word/2015/wordml/symex" xmlns:wpg="http://schemas.microsoft.com/office/word/2010/wordprocessingGroup" xmlns:wpi="http://schemas.microsoft.com/office/word/2010/wordprocessingInk" xmlns:wne="http://schemas.microsoft.com/office/word/2006/wordml" xmlns:wps="http://schemas.microsoft.com/office/word/2010/wordprocessingShape" mc:Ignorable="w14 w15 w16se w16cid w16 w16cex w16sdtdh w16sdtfl cr w16du wp14">
+  <w16cex:commentExtensible w16cex:durableId="35C323DB" w16cex:dateUtc="2025-11-20T02:44:00Z"/>
+  <w16cex:commentExtensible w16cex:durableId="7EB006ED" w16cex:dateUtc="2025-11-20T02:58:00Z"/>
+</w16cex:commentsExtensible>
+</file>
+
+<file path=word/commentsIds.xml><?xml version="1.0" encoding="utf-8"?>
+<w16cid:commentsIds xmlns:wpc="http://schemas.microsoft.com/office/word/2010/wordprocessingCanvas" xmlns:cx="http://schemas.microsoft.com/office/drawing/2014/chartex" xmlns:cx1="http://schemas.microsoft.com/office/drawing/2015/9/8/chartex" xmlns:cx2="http://schemas.microsoft.com/office/drawing/2015/10/21/chartex" xmlns:cx3="http://schemas.microsoft.com/office/drawing/2016/5/9/chartex" xmlns:cx4="http://schemas.microsoft.com/office/drawing/2016/5/10/chartex" xmlns:cx5="http://schemas.microsoft.com/office/drawing/2016/5/11/chartex" xmlns:cx6="http://schemas.microsoft.com/office/drawing/2016/5/12/chartex" xmlns:cx7="http://schemas.microsoft.com/office/drawing/2016/5/13/chartex" xmlns:cx8="http://schemas.microsoft.com/office/drawing/2016/5/14/chartex" xmlns:mc="http://schemas.openxmlformats.org/markup-compatibility/2006" xmlns:aink="http://schemas.microsoft.com/office/drawing/2016/ink" xmlns:am3d="http://schemas.microsoft.com/office/drawing/2017/model3d" xmlns:o="urn:schemas-microsoft-com:office:office" xmlns:oel="http://schemas.microsoft.com/office/2019/extlst" xmlns:r="http://schemas.openxmlformats.org/officeDocument/2006/relationships" xmlns:m="http://schemas.openxmlformats.org/officeDocument/2006/math" xmlns:v="urn:schemas-microsoft-com:vml" xmlns:wp14="http://schemas.microsoft.com/office/word/2010/wordprocessingDrawing" xmlns:wp="http://schemas.openxmlformats.org/drawingml/2006/wordprocessingDrawing" xmlns:w10="urn:schemas-microsoft-com:office:word" xmlns:w="http://schemas.openxmlformats.org/wordprocessingml/2006/main" xmlns:w14="http://schemas.microsoft.com/office/word/2010/wordml" xmlns:w15="http://schemas.microsoft.com/office/word/2012/wordml" xmlns:w16cex="http://schemas.microsoft.com/office/word/2018/wordml/cex" xmlns:w16cid="http://schemas.microsoft.com/office/word/2016/wordml/cid" xmlns:w16="http://schemas.microsoft.com/office/word/2018/wordml" xmlns:w16du="http://schemas.microsoft.com/office/word/2023/wordml/word16du" xmlns:w16sdtdh="http://schemas.microsoft.com/office/word/2020/wordml/sdtdatahash" xmlns:w16sdtfl="http://schemas.microsoft.com/office/word/2024/wordml/sdtformatlock" xmlns:w16se="http://schemas.microsoft.com/office/word/2015/wordml/symex" xmlns:wpg="http://schemas.microsoft.com/office/word/2010/wordprocessingGroup" xmlns:wpi="http://schemas.microsoft.com/office/word/2010/wordprocessingInk" xmlns:wne="http://schemas.microsoft.com/office/word/2006/wordml" xmlns:wps="http://schemas.microsoft.com/office/word/2010/wordprocessingShape" mc:Ignorable="w14 w15 w16se w16cid w16 w16cex w16sdtdh w16sdtfl w16du wp14">
+  <w16cid:commentId w16cid:paraId="1AB61725" w16cid:durableId="35C323DB"/>
+  <w16cid:commentId w16cid:paraId="31280A71" w16cid:durableId="7EB006ED"/>
+</w16cid:commentsIds>
 </file>
 
 <file path=word/endnotes.xml><?xml version="1.0" encoding="utf-8"?>
@@ -4361,6 +4781,14 @@
     <w:abstractNumId w:val="0"/>
   </w:num>
 </w:numbering>
+</file>
+
+<file path=word/people.xml><?xml version="1.0" encoding="utf-8"?>
+<w15:people xmlns:wpc="http://schemas.microsoft.com/office/word/2010/wordprocessingCanvas" xmlns:cx="http://schemas.microsoft.com/office/drawing/2014/chartex" xmlns:cx1="http://schemas.microsoft.com/office/drawing/2015/9/8/chartex" xmlns:cx2="http://schemas.microsoft.com/office/drawing/2015/10/21/chartex" xmlns:cx3="http://schemas.microsoft.com/office/drawing/2016/5/9/chartex" xmlns:cx4="http://schemas.microsoft.com/office/drawing/2016/5/10/chartex" xmlns:cx5="http://schemas.microsoft.com/office/drawing/2016/5/11/chartex" xmlns:cx6="http://schemas.microsoft.com/office/drawing/2016/5/12/chartex" xmlns:cx7="http://schemas.microsoft.com/office/drawing/2016/5/13/chartex" xmlns:cx8="http://schemas.microsoft.com/office/drawing/2016/5/14/chartex" xmlns:mc="http://schemas.openxmlformats.org/markup-compatibility/2006" xmlns:aink="http://schemas.microsoft.com/office/drawing/2016/ink" xmlns:am3d="http://schemas.microsoft.com/office/drawing/2017/model3d" xmlns:o="urn:schemas-microsoft-com:office:office" xmlns:oel="http://schemas.microsoft.com/office/2019/extlst" xmlns:r="http://schemas.openxmlformats.org/officeDocument/2006/relationships" xmlns:m="http://schemas.openxmlformats.org/officeDocument/2006/math" xmlns:v="urn:schemas-microsoft-com:vml" xmlns:wp14="http://schemas.microsoft.com/office/word/2010/wordprocessingDrawing" xmlns:wp="http://schemas.openxmlformats.org/drawingml/2006/wordprocessingDrawing" xmlns:w10="urn:schemas-microsoft-com:office:word" xmlns:w="http://schemas.openxmlformats.org/wordprocessingml/2006/main" xmlns:w14="http://schemas.microsoft.com/office/word/2010/wordml" xmlns:w15="http://schemas.microsoft.com/office/word/2012/wordml" xmlns:w16cex="http://schemas.microsoft.com/office/word/2018/wordml/cex" xmlns:w16cid="http://schemas.microsoft.com/office/word/2016/wordml/cid" xmlns:w16="http://schemas.microsoft.com/office/word/2018/wordml" xmlns:w16du="http://schemas.microsoft.com/office/word/2023/wordml/word16du" xmlns:w16sdtdh="http://schemas.microsoft.com/office/word/2020/wordml/sdtdatahash" xmlns:w16sdtfl="http://schemas.microsoft.com/office/word/2024/wordml/sdtformatlock" xmlns:w16se="http://schemas.microsoft.com/office/word/2015/wordml/symex" xmlns:wpg="http://schemas.microsoft.com/office/word/2010/wordprocessingGroup" xmlns:wpi="http://schemas.microsoft.com/office/word/2010/wordprocessingInk" xmlns:wne="http://schemas.microsoft.com/office/word/2006/wordml" xmlns:wps="http://schemas.microsoft.com/office/word/2010/wordprocessingShape" mc:Ignorable="w14 w15 w16se w16cid w16 w16cex w16sdtdh w16sdtfl w16du wp14">
+  <w15:person w15:author="xiaoyu luo">
+    <w15:presenceInfo w15:providerId="Windows Live" w15:userId="68f59ce258677de9"/>
+  </w15:person>
+</w15:people>
 </file>
 
 <file path=word/styles.xml><?xml version="1.0" encoding="utf-8"?>
@@ -4996,6 +5424,67 @@
       <w:szCs w:val="32"/>
     </w:rPr>
   </w:style>
+  <w:style w:type="character" w:styleId="ac">
+    <w:name w:val="annotation reference"/>
+    <w:basedOn w:val="a0"/>
+    <w:semiHidden/>
+    <w:unhideWhenUsed/>
+    <w:rsid w:val="00DE11A0"/>
+    <w:rPr>
+      <w:sz w:val="21"/>
+      <w:szCs w:val="21"/>
+    </w:rPr>
+  </w:style>
+  <w:style w:type="paragraph" w:styleId="ad">
+    <w:name w:val="annotation text"/>
+    <w:basedOn w:val="a"/>
+    <w:link w:val="ae"/>
+    <w:unhideWhenUsed/>
+    <w:rsid w:val="00DE11A0"/>
+    <w:pPr>
+      <w:jc w:val="left"/>
+    </w:pPr>
+  </w:style>
+  <w:style w:type="character" w:customStyle="1" w:styleId="ae">
+    <w:name w:val="批注文字 字符"/>
+    <w:basedOn w:val="a0"/>
+    <w:link w:val="ad"/>
+    <w:rsid w:val="00DE11A0"/>
+    <w:rPr>
+      <w:rFonts w:ascii="Calibri" w:eastAsia="宋体" w:hAnsi="Calibri" w:cs="Times New Roman"/>
+      <w:kern w:val="2"/>
+      <w:sz w:val="21"/>
+      <w:szCs w:val="22"/>
+    </w:rPr>
+  </w:style>
+  <w:style w:type="paragraph" w:styleId="af">
+    <w:name w:val="annotation subject"/>
+    <w:basedOn w:val="ad"/>
+    <w:next w:val="ad"/>
+    <w:link w:val="af0"/>
+    <w:semiHidden/>
+    <w:unhideWhenUsed/>
+    <w:rsid w:val="00DE11A0"/>
+    <w:rPr>
+      <w:b/>
+      <w:bCs/>
+    </w:rPr>
+  </w:style>
+  <w:style w:type="character" w:customStyle="1" w:styleId="af0">
+    <w:name w:val="批注主题 字符"/>
+    <w:basedOn w:val="ae"/>
+    <w:link w:val="af"/>
+    <w:semiHidden/>
+    <w:rsid w:val="00DE11A0"/>
+    <w:rPr>
+      <w:rFonts w:ascii="Calibri" w:eastAsia="宋体" w:hAnsi="Calibri" w:cs="Times New Roman"/>
+      <w:b/>
+      <w:bCs/>
+      <w:kern w:val="2"/>
+      <w:sz w:val="21"/>
+      <w:szCs w:val="22"/>
+    </w:rPr>
+  </w:style>
 </w:styles>
 </file>
 
